--- a/S02_Lab1_ViewModels_Instructions.docx
+++ b/S02_Lab1_ViewModels_Instructions.docx
@@ -1,6 +1,6 @@
 
 <file path=word/document.xml><?xml version="1.0" encoding="utf-8"?>
-<w:document xmlns:wpc="http://schemas.microsoft.com/office/word/2010/wordprocessingCanvas" xmlns:cx="http://schemas.microsoft.com/office/drawing/2014/chartex" xmlns:cx1="http://schemas.microsoft.com/office/drawing/2015/9/8/chartex" xmlns:cx2="http://schemas.microsoft.com/office/drawing/2015/10/21/chartex" xmlns:cx3="http://schemas.microsoft.com/office/drawing/2016/5/9/chartex" xmlns:cx4="http://schemas.microsoft.com/office/drawing/2016/5/10/chartex" xmlns:cx5="http://schemas.microsoft.com/office/drawing/2016/5/11/chartex" xmlns:cx6="http://schemas.microsoft.com/office/drawing/2016/5/12/chartex" xmlns:cx7="http://schemas.microsoft.com/office/drawing/2016/5/13/chartex" xmlns:cx8="http://schemas.microsoft.com/office/drawing/2016/5/14/chartex" xmlns:mc="http://schemas.openxmlformats.org/markup-compatibility/2006" xmlns:aink="http://schemas.microsoft.com/office/drawing/2016/ink" xmlns:am3d="http://schemas.microsoft.com/office/drawing/2017/model3d" xmlns:o="urn:schemas-microsoft-com:office:office" xmlns:oel="http://schemas.microsoft.com/office/2019/extlst" xmlns:r="http://schemas.openxmlformats.org/officeDocument/2006/relationships" xmlns:m="http://schemas.openxmlformats.org/officeDocument/2006/math" xmlns:v="urn:schemas-microsoft-com:vml" xmlns:wp14="http://schemas.microsoft.com/office/word/2010/wordprocessingDrawing" xmlns:wp="http://schemas.openxmlformats.org/drawingml/2006/wordprocessingDrawing" xmlns:w10="urn:schemas-microsoft-com:office:word" xmlns:w="http://schemas.openxmlformats.org/wordprocessingml/2006/main" xmlns:w14="http://schemas.microsoft.com/office/word/2010/wordml" xmlns:w15="http://schemas.microsoft.com/office/word/2012/wordml" xmlns:w16cex="http://schemas.microsoft.com/office/word/2018/wordml/cex" xmlns:w16cid="http://schemas.microsoft.com/office/word/2016/wordml/cid" xmlns:w16="http://schemas.microsoft.com/office/word/2018/wordml" xmlns:w16du="http://schemas.microsoft.com/office/word/2023/wordml/word16du" xmlns:w16sdtdh="http://schemas.microsoft.com/office/word/2020/wordml/sdtdatahash" xmlns:w16sdtfl="http://schemas.microsoft.com/office/word/2024/wordml/sdtformatlock" xmlns:w16se="http://schemas.microsoft.com/office/word/2015/wordml/symex" xmlns:wpg="http://schemas.microsoft.com/office/word/2010/wordprocessingGroup" xmlns:wpi="http://schemas.microsoft.com/office/word/2010/wordprocessingInk" xmlns:wne="http://schemas.microsoft.com/office/word/2006/wordml" xmlns:wps="http://schemas.microsoft.com/office/word/2010/wordprocessingShape" mc:Ignorable="w14 w15 w16se w16cid w16 w16cex w16sdtdh w16sdtfl w16du wp14">
+<w:document xmlns:wpc="http://schemas.microsoft.com/office/word/2010/wordprocessingCanvas" xmlns:cx="http://schemas.microsoft.com/office/drawing/2014/chartex" xmlns:cx1="http://schemas.microsoft.com/office/drawing/2015/9/8/chartex" xmlns:cx2="http://schemas.microsoft.com/office/drawing/2015/10/21/chartex" xmlns:cx3="http://schemas.microsoft.com/office/drawing/2016/5/9/chartex" xmlns:cx4="http://schemas.microsoft.com/office/drawing/2016/5/10/chartex" xmlns:cx5="http://schemas.microsoft.com/office/drawing/2016/5/11/chartex" xmlns:cx6="http://schemas.microsoft.com/office/drawing/2016/5/12/chartex" xmlns:cx7="http://schemas.microsoft.com/office/drawing/2016/5/13/chartex" xmlns:cx8="http://schemas.microsoft.com/office/drawing/2016/5/14/chartex" xmlns:mc="http://schemas.openxmlformats.org/markup-compatibility/2006" xmlns:aink="http://schemas.microsoft.com/office/drawing/2016/ink" xmlns:am3d="http://schemas.microsoft.com/office/drawing/2017/model3d" xmlns:o="urn:schemas-microsoft-com:office:office" xmlns:oel="http://schemas.microsoft.com/office/2019/extlst" xmlns:r="http://schemas.openxmlformats.org/officeDocument/2006/relationships" xmlns:m="http://schemas.openxmlformats.org/officeDocument/2006/math" xmlns:v="urn:schemas-microsoft-com:vml" xmlns:wp14="http://schemas.microsoft.com/office/word/2010/wordprocessingDrawing" xmlns:wp="http://schemas.openxmlformats.org/drawingml/2006/wordprocessingDrawing" xmlns:w10="urn:schemas-microsoft-com:office:word" xmlns:w="http://schemas.openxmlformats.org/wordprocessingml/2006/main" xmlns:w14="http://schemas.microsoft.com/office/word/2010/wordml" xmlns:w15="http://schemas.microsoft.com/office/word/2012/wordml" xmlns:w16cei="http://schemas.microsoft.com/office/word/2026/wordml/cei" xmlns:w16cex="http://schemas.microsoft.com/office/word/2018/wordml/cex" xmlns:w16cid="http://schemas.microsoft.com/office/word/2016/wordml/cid" xmlns:w16="http://schemas.microsoft.com/office/word/2018/wordml" xmlns:w16du="http://schemas.microsoft.com/office/word/2023/wordml/word16du" xmlns:w16sdtdh="http://schemas.microsoft.com/office/word/2020/wordml/sdtdatahash" xmlns:w16sdtfl="http://schemas.microsoft.com/office/word/2024/wordml/sdtformatlock" xmlns:w16se="http://schemas.microsoft.com/office/word/2015/wordml/symex" xmlns:wpg="http://schemas.microsoft.com/office/word/2010/wordprocessingGroup" xmlns:wpi="http://schemas.microsoft.com/office/word/2010/wordprocessingInk" xmlns:wne="http://schemas.microsoft.com/office/word/2006/wordml" xmlns:wps="http://schemas.microsoft.com/office/word/2010/wordprocessingShape" mc:Ignorable="w14 w15 w16se w16cid w16 w16cex w16sdtdh w16sdtfl w16du wp14">
   <w:background w:color="EBF9FF"/>
   <w:body>
     <w:p>
@@ -3038,27 +3038,7 @@
           <w:sz w:val="19"/>
           <w:szCs w:val="19"/>
         </w:rPr>
-        <w:t>"</w:t>
-      </w:r>
-      <w:proofErr w:type="spellStart"/>
-      <w:r>
-        <w:rPr>
-          <w:rFonts w:ascii="Cascadia Mono" w:hAnsi="Cascadia Mono" w:cs="Cascadia Mono"/>
-          <w:color w:val="A31515"/>
-          <w:sz w:val="19"/>
-          <w:szCs w:val="19"/>
-        </w:rPr>
-        <w:t>Draugr</w:t>
-      </w:r>
-      <w:proofErr w:type="spellEnd"/>
-      <w:r>
-        <w:rPr>
-          <w:rFonts w:ascii="Cascadia Mono" w:hAnsi="Cascadia Mono" w:cs="Cascadia Mono"/>
-          <w:color w:val="A31515"/>
-          <w:sz w:val="19"/>
-          <w:szCs w:val="19"/>
-        </w:rPr>
-        <w:t>"</w:t>
+        <w:t>"Draugr"</w:t>
       </w:r>
       <w:r>
         <w:rPr>
@@ -10454,7 +10434,15 @@
         <w:t>Ajoutez</w:t>
       </w:r>
       <w:r>
-        <w:t xml:space="preserve"> la View </w:t>
+        <w:t xml:space="preserve"> la </w:t>
+      </w:r>
+      <w:proofErr w:type="spellStart"/>
+      <w:r>
+        <w:t>View</w:t>
+      </w:r>
+      <w:proofErr w:type="spellEnd"/>
+      <w:r>
+        <w:t xml:space="preserve"> </w:t>
       </w:r>
       <w:proofErr w:type="spellStart"/>
       <w:r>
@@ -15402,7 +15390,23 @@
           <w:b/>
           <w:bCs/>
         </w:rPr>
-        <w:t xml:space="preserve"> View Zombie-Index </w:t>
+        <w:t xml:space="preserve"> </w:t>
+      </w:r>
+      <w:proofErr w:type="spellStart"/>
+      <w:r>
+        <w:rPr>
+          <w:b/>
+          <w:bCs/>
+        </w:rPr>
+        <w:t>View</w:t>
+      </w:r>
+      <w:proofErr w:type="spellEnd"/>
+      <w:r>
+        <w:rPr>
+          <w:b/>
+          <w:bCs/>
+        </w:rPr>
+        <w:t xml:space="preserve"> Zombie-Index </w:t>
       </w:r>
     </w:p>
     <w:p>
@@ -17522,6 +17526,9 @@
         <w:t xml:space="preserve">Le chargement des messages d’erreur est-il rapide? </w:t>
       </w:r>
       <w:r>
+        <w:t>oui</w:t>
+      </w:r>
+      <w:r>
         <w:tab/>
         <w:t xml:space="preserve"> </w:t>
       </w:r>
@@ -17874,6 +17881,17 @@
         <w:t xml:space="preserve">Pourquoi? </w:t>
       </w:r>
       <w:r>
+        <w:t xml:space="preserve">Car il </w:t>
+      </w:r>
+      <w:proofErr w:type="spellStart"/>
+      <w:r>
+        <w:t>verifie</w:t>
+      </w:r>
+      <w:proofErr w:type="spellEnd"/>
+      <w:r>
+        <w:t xml:space="preserve"> les donnes avec java</w:t>
+      </w:r>
+      <w:r>
         <w:tab/>
       </w:r>
     </w:p>
@@ -17951,6 +17969,9 @@
         <w:t xml:space="preserve"> (oui/non)? </w:t>
       </w:r>
       <w:r>
+        <w:t>oui</w:t>
+      </w:r>
+      <w:r>
         <w:tab/>
       </w:r>
     </w:p>
@@ -18014,6 +18035,9 @@
         <w:t xml:space="preserve">Les données restent-elles affichées (oui/non)? </w:t>
       </w:r>
       <w:r>
+        <w:t>non</w:t>
+      </w:r>
+      <w:r>
         <w:tab/>
       </w:r>
       <w:r>
@@ -18029,6 +18053,17 @@
       </w:r>
       <w:r>
         <w:t xml:space="preserve"> Pourquoi?</w:t>
+      </w:r>
+      <w:r>
+        <w:t xml:space="preserve"> Elle ne </w:t>
+      </w:r>
+      <w:proofErr w:type="gramStart"/>
+      <w:r>
+        <w:t>tiens</w:t>
+      </w:r>
+      <w:proofErr w:type="gramEnd"/>
+      <w:r>
+        <w:t xml:space="preserve"> plus en compte les lignes faits</w:t>
       </w:r>
     </w:p>
     <w:p>
@@ -18097,6 +18132,9 @@
       </w:r>
       <w:r>
         <w:t>ccès de l’enregistrement mais on ne voit jamais ce message. Pourquoi?</w:t>
+      </w:r>
+      <w:r>
+        <w:t xml:space="preserve"> C’et le message pour la console (processus interne) </w:t>
       </w:r>
     </w:p>
     <w:p>
@@ -25699,7 +25737,15 @@
         <w:ind w:left="360"/>
       </w:pPr>
       <w:r>
-        <w:t xml:space="preserve">La View présente un </w:t>
+        <w:t xml:space="preserve">La </w:t>
+      </w:r>
+      <w:proofErr w:type="spellStart"/>
+      <w:r>
+        <w:t>View</w:t>
+      </w:r>
+      <w:proofErr w:type="spellEnd"/>
+      <w:r>
+        <w:t xml:space="preserve"> présente un </w:t>
       </w:r>
       <w:proofErr w:type="spellStart"/>
       <w:r>
@@ -26500,7 +26546,27 @@
           <w:sz w:val="19"/>
           <w:szCs w:val="19"/>
         </w:rPr>
-        <w:t xml:space="preserve"> View(</w:t>
+        <w:t xml:space="preserve"> </w:t>
+      </w:r>
+      <w:proofErr w:type="spellStart"/>
+      <w:r>
+        <w:rPr>
+          <w:rFonts w:ascii="Cascadia Mono" w:hAnsi="Cascadia Mono" w:cs="Cascadia Mono"/>
+          <w:color w:val="000000"/>
+          <w:sz w:val="19"/>
+          <w:szCs w:val="19"/>
+        </w:rPr>
+        <w:t>View</w:t>
+      </w:r>
+      <w:proofErr w:type="spellEnd"/>
+      <w:r>
+        <w:rPr>
+          <w:rFonts w:ascii="Cascadia Mono" w:hAnsi="Cascadia Mono" w:cs="Cascadia Mono"/>
+          <w:color w:val="000000"/>
+          <w:sz w:val="19"/>
+          <w:szCs w:val="19"/>
+        </w:rPr>
+        <w:t>(</w:t>
       </w:r>
       <w:proofErr w:type="spellStart"/>
       <w:r>
@@ -26880,7 +26946,15 @@
       </w:r>
       <w:proofErr w:type="spellEnd"/>
       <w:r>
-        <w:t>, dans chaque View?</w:t>
+        <w:t xml:space="preserve">, dans chaque </w:t>
+      </w:r>
+      <w:proofErr w:type="spellStart"/>
+      <w:r>
+        <w:t>View</w:t>
+      </w:r>
+      <w:proofErr w:type="spellEnd"/>
+      <w:r>
+        <w:t>?</w:t>
       </w:r>
     </w:p>
     <w:p>
@@ -31661,8 +31735,13 @@
       <w:r>
         <w:t xml:space="preserve">: FCT </w:t>
       </w:r>
-      <w:r>
-        <w:t xml:space="preserve">View Details </w:t>
+      <w:proofErr w:type="spellStart"/>
+      <w:r>
+        <w:t>View</w:t>
+      </w:r>
+      <w:proofErr w:type="spellEnd"/>
+      <w:r>
+        <w:t xml:space="preserve"> Details </w:t>
       </w:r>
       <w:proofErr w:type="spellStart"/>
       <w:r>
@@ -32053,17 +32132,8 @@
           <w:b/>
           <w:bCs/>
         </w:rPr>
-        <w:t xml:space="preserve">Manage </w:t>
-      </w:r>
-      <w:proofErr w:type="spellStart"/>
-      <w:r>
-        <w:rPr>
-          <w:b/>
-          <w:bCs/>
-        </w:rPr>
-        <w:t>Weapons</w:t>
-      </w:r>
-      <w:proofErr w:type="spellEnd"/>
+        <w:t>Manage Weapons</w:t>
+      </w:r>
     </w:p>
     <w:p>
       <w:pPr>
@@ -33128,7 +33198,6 @@
       <w:r>
         <w:t xml:space="preserve">Ajoutez la classe </w:t>
       </w:r>
-      <w:proofErr w:type="spellStart"/>
       <w:r>
         <w:rPr>
           <w:b/>
@@ -33136,7 +33205,6 @@
         </w:rPr>
         <w:t>Weapon</w:t>
       </w:r>
-      <w:proofErr w:type="spellEnd"/>
       <w:r>
         <w:t xml:space="preserve"> ci-dessous</w:t>
       </w:r>
@@ -34281,15 +34349,7 @@
         <w:t>propriétés de l</w:t>
       </w:r>
       <w:r>
-        <w:t xml:space="preserve">a classe </w:t>
-      </w:r>
-      <w:proofErr w:type="spellStart"/>
-      <w:r>
-        <w:t>Weapon</w:t>
-      </w:r>
-      <w:proofErr w:type="spellEnd"/>
-      <w:r>
-        <w:t xml:space="preserve">: </w:t>
+        <w:t xml:space="preserve">a classe Weapon: </w:t>
       </w:r>
     </w:p>
     <w:p>
@@ -34707,15 +34767,7 @@
         </w:numPr>
       </w:pPr>
       <w:r>
-        <w:t xml:space="preserve">Ajoutez une validation personnalisée à </w:t>
-      </w:r>
-      <w:proofErr w:type="spellStart"/>
-      <w:r>
-        <w:t>Weapon</w:t>
-      </w:r>
-      <w:proofErr w:type="spellEnd"/>
-      <w:r>
-        <w:t xml:space="preserve"> qui vérifie que la description est de plus de 3 mots (séparé</w:t>
+        <w:t>Ajoutez une validation personnalisée à Weapon qui vérifie que la description est de plus de 3 mots (séparé</w:t>
       </w:r>
       <w:r>
         <w:t>s</w:t>
@@ -35698,85 +35750,61 @@
       </w:r>
       <w:bookmarkStart w:id="1" w:name="_Hlk136365074"/>
       <w:r>
-        <w:t xml:space="preserve">la classe </w:t>
+        <w:t>la classe Weapon, il faut également que</w:t>
+      </w:r>
+      <w:bookmarkEnd w:id="1"/>
+      <w:r>
+        <w:t xml:space="preserve"> cette classe implémente l’interface </w:t>
       </w:r>
       <w:proofErr w:type="spellStart"/>
       <w:r>
-        <w:t>Weapon</w:t>
+        <w:rPr>
+          <w:rFonts w:ascii="Cascadia Mono" w:hAnsi="Cascadia Mono" w:cs="Cascadia Mono"/>
+          <w:color w:val="000000"/>
+          <w:sz w:val="19"/>
+          <w:szCs w:val="19"/>
+        </w:rPr>
+        <w:t>IValidatableObject</w:t>
       </w:r>
       <w:proofErr w:type="spellEnd"/>
       <w:r>
-        <w:t>, il faut également que</w:t>
-      </w:r>
-      <w:bookmarkEnd w:id="1"/>
-      <w:r>
-        <w:t xml:space="preserve"> cette classe implémente l’interface </w:t>
+        <w:rPr>
+          <w:rFonts w:ascii="Cascadia Mono" w:hAnsi="Cascadia Mono" w:cs="Cascadia Mono"/>
+          <w:color w:val="000000"/>
+          <w:sz w:val="19"/>
+          <w:szCs w:val="19"/>
+        </w:rPr>
+        <w:t xml:space="preserve"> </w:t>
+      </w:r>
+      <w:r>
+        <w:rPr>
+          <w:rFonts w:cs="Cascadia Mono"/>
+          <w:color w:val="000000"/>
+        </w:rPr>
+        <w:t xml:space="preserve">pour que </w:t>
+      </w:r>
+      <w:r>
+        <w:rPr>
+          <w:rFonts w:cs="Cascadia Mono"/>
+          <w:color w:val="000000"/>
+        </w:rPr>
+        <w:t xml:space="preserve">le </w:t>
       </w:r>
       <w:proofErr w:type="spellStart"/>
       <w:r>
         <w:rPr>
-          <w:rFonts w:ascii="Cascadia Mono" w:hAnsi="Cascadia Mono" w:cs="Cascadia Mono"/>
-          <w:color w:val="000000"/>
-          <w:sz w:val="19"/>
-          <w:szCs w:val="19"/>
-        </w:rPr>
-        <w:t>IValidatableObject</w:t>
+          <w:rFonts w:cs="Cascadia Mono"/>
+          <w:color w:val="000000"/>
+        </w:rPr>
+        <w:t>framework</w:t>
       </w:r>
       <w:proofErr w:type="spellEnd"/>
       <w:r>
         <w:rPr>
-          <w:rFonts w:ascii="Cascadia Mono" w:hAnsi="Cascadia Mono" w:cs="Cascadia Mono"/>
-          <w:color w:val="000000"/>
-          <w:sz w:val="19"/>
-          <w:szCs w:val="19"/>
-        </w:rPr>
-        <w:t xml:space="preserve"> </w:t>
-      </w:r>
-      <w:r>
-        <w:rPr>
           <w:rFonts w:cs="Cascadia Mono"/>
           <w:color w:val="000000"/>
         </w:rPr>
-        <w:t xml:space="preserve">pour que </w:t>
-      </w:r>
-      <w:r>
-        <w:rPr>
-          <w:rFonts w:cs="Cascadia Mono"/>
-          <w:color w:val="000000"/>
-        </w:rPr>
-        <w:t xml:space="preserve">le </w:t>
-      </w:r>
-      <w:proofErr w:type="spellStart"/>
-      <w:r>
-        <w:rPr>
-          <w:rFonts w:cs="Cascadia Mono"/>
-          <w:color w:val="000000"/>
-        </w:rPr>
-        <w:t>framework</w:t>
-      </w:r>
-      <w:proofErr w:type="spellEnd"/>
-      <w:r>
-        <w:rPr>
-          <w:rFonts w:cs="Cascadia Mono"/>
-          <w:color w:val="000000"/>
-        </w:rPr>
-        <w:t xml:space="preserve"> sache que </w:t>
-      </w:r>
-      <w:proofErr w:type="spellStart"/>
-      <w:r>
-        <w:rPr>
-          <w:rFonts w:cs="Cascadia Mono"/>
-          <w:color w:val="000000"/>
-        </w:rPr>
-        <w:t>Weapon</w:t>
-      </w:r>
-      <w:proofErr w:type="spellEnd"/>
-      <w:r>
-        <w:rPr>
-          <w:rFonts w:cs="Cascadia Mono"/>
-          <w:color w:val="000000"/>
-        </w:rPr>
-        <w:t xml:space="preserve"> doit être validé.</w:t>
+        <w:t xml:space="preserve"> sache que Weapon doit être validé.</w:t>
       </w:r>
     </w:p>
     <w:p>
@@ -35870,15 +35898,7 @@
         <w:t>z</w:t>
       </w:r>
       <w:r>
-        <w:t xml:space="preserve"> le contrôleur pour les </w:t>
-      </w:r>
-      <w:proofErr w:type="spellStart"/>
-      <w:r>
-        <w:t>Weapons</w:t>
-      </w:r>
-      <w:proofErr w:type="spellEnd"/>
-      <w:r>
-        <w:t xml:space="preserve"> avec les actions</w:t>
+        <w:t xml:space="preserve"> le contrôleur pour les Weapons avec les actions</w:t>
       </w:r>
       <w:r>
         <w:t xml:space="preserve"> Index et </w:t>
@@ -36712,15 +36732,7 @@
         <w:t>z</w:t>
       </w:r>
       <w:r>
-        <w:t xml:space="preserve"> les vues générées de liste et de création pour </w:t>
-      </w:r>
-      <w:proofErr w:type="spellStart"/>
-      <w:r>
-        <w:t>Weapon</w:t>
-      </w:r>
-      <w:proofErr w:type="spellEnd"/>
-      <w:r>
-        <w:t xml:space="preserve">. </w:t>
+        <w:t xml:space="preserve"> les vues générées de liste et de création pour Weapon. </w:t>
       </w:r>
     </w:p>
     <w:p>
@@ -36843,16 +36855,11 @@
         </w:numPr>
       </w:pPr>
       <w:r>
-        <w:t xml:space="preserve">Ajoutez 2 </w:t>
-      </w:r>
-      <w:proofErr w:type="spellStart"/>
-      <w:r>
-        <w:t>Weapon</w:t>
+        <w:t>Ajoutez 2 Weapon</w:t>
       </w:r>
       <w:r>
         <w:t>s</w:t>
       </w:r>
-      <w:proofErr w:type="spellEnd"/>
       <w:r>
         <w:t xml:space="preserve"> de base dans l’entrepôt de données.</w:t>
       </w:r>
@@ -38767,7 +38774,6 @@
       <w:r>
         <w:t xml:space="preserve">afficher les </w:t>
       </w:r>
-      <w:proofErr w:type="spellStart"/>
       <w:r>
         <w:rPr>
           <w:b/>
@@ -38782,7 +38788,6 @@
         </w:rPr>
         <w:t>s</w:t>
       </w:r>
-      <w:proofErr w:type="spellEnd"/>
       <w:r>
         <w:t xml:space="preserve"> et </w:t>
       </w:r>
@@ -38941,15 +38946,7 @@
         <w:t xml:space="preserve">: </w:t>
       </w:r>
       <w:r>
-        <w:t xml:space="preserve">Maintenant possible de voir la liste de </w:t>
-      </w:r>
-      <w:proofErr w:type="spellStart"/>
-      <w:r>
-        <w:t>Weapons</w:t>
-      </w:r>
-      <w:proofErr w:type="spellEnd"/>
-      <w:r>
-        <w:t xml:space="preserve"> et d’en a</w:t>
+        <w:t>Maintenant possible de voir la liste de Weapons et d’en a</w:t>
       </w:r>
       <w:r>
         <w:t>jout</w:t>
@@ -39219,7 +39216,7 @@
 </file>
 
 <file path=word/endnotes.xml><?xml version="1.0" encoding="utf-8"?>
-<w:endnotes xmlns:wpc="http://schemas.microsoft.com/office/word/2010/wordprocessingCanvas" xmlns:cx="http://schemas.microsoft.com/office/drawing/2014/chartex" xmlns:cx1="http://schemas.microsoft.com/office/drawing/2015/9/8/chartex" xmlns:cx2="http://schemas.microsoft.com/office/drawing/2015/10/21/chartex" xmlns:cx3="http://schemas.microsoft.com/office/drawing/2016/5/9/chartex" xmlns:cx4="http://schemas.microsoft.com/office/drawing/2016/5/10/chartex" xmlns:cx5="http://schemas.microsoft.com/office/drawing/2016/5/11/chartex" xmlns:cx6="http://schemas.microsoft.com/office/drawing/2016/5/12/chartex" xmlns:cx7="http://schemas.microsoft.com/office/drawing/2016/5/13/chartex" xmlns:cx8="http://schemas.microsoft.com/office/drawing/2016/5/14/chartex" xmlns:mc="http://schemas.openxmlformats.org/markup-compatibility/2006" xmlns:aink="http://schemas.microsoft.com/office/drawing/2016/ink" xmlns:am3d="http://schemas.microsoft.com/office/drawing/2017/model3d" xmlns:o="urn:schemas-microsoft-com:office:office" xmlns:oel="http://schemas.microsoft.com/office/2019/extlst" xmlns:r="http://schemas.openxmlformats.org/officeDocument/2006/relationships" xmlns:m="http://schemas.openxmlformats.org/officeDocument/2006/math" xmlns:v="urn:schemas-microsoft-com:vml" xmlns:wp14="http://schemas.microsoft.com/office/word/2010/wordprocessingDrawing" xmlns:wp="http://schemas.openxmlformats.org/drawingml/2006/wordprocessingDrawing" xmlns:w10="urn:schemas-microsoft-com:office:word" xmlns:w="http://schemas.openxmlformats.org/wordprocessingml/2006/main" xmlns:w14="http://schemas.microsoft.com/office/word/2010/wordml" xmlns:w15="http://schemas.microsoft.com/office/word/2012/wordml" xmlns:w16cex="http://schemas.microsoft.com/office/word/2018/wordml/cex" xmlns:w16cid="http://schemas.microsoft.com/office/word/2016/wordml/cid" xmlns:w16="http://schemas.microsoft.com/office/word/2018/wordml" xmlns:w16du="http://schemas.microsoft.com/office/word/2023/wordml/word16du" xmlns:w16sdtdh="http://schemas.microsoft.com/office/word/2020/wordml/sdtdatahash" xmlns:w16sdtfl="http://schemas.microsoft.com/office/word/2024/wordml/sdtformatlock" xmlns:w16se="http://schemas.microsoft.com/office/word/2015/wordml/symex" xmlns:wpg="http://schemas.microsoft.com/office/word/2010/wordprocessingGroup" xmlns:wpi="http://schemas.microsoft.com/office/word/2010/wordprocessingInk" xmlns:wne="http://schemas.microsoft.com/office/word/2006/wordml" xmlns:wps="http://schemas.microsoft.com/office/word/2010/wordprocessingShape" mc:Ignorable="w14 w15 w16se w16cid w16 w16cex w16sdtdh w16sdtfl w16du wp14">
+<w:endnotes xmlns:wpc="http://schemas.microsoft.com/office/word/2010/wordprocessingCanvas" xmlns:cx="http://schemas.microsoft.com/office/drawing/2014/chartex" xmlns:cx1="http://schemas.microsoft.com/office/drawing/2015/9/8/chartex" xmlns:cx2="http://schemas.microsoft.com/office/drawing/2015/10/21/chartex" xmlns:cx3="http://schemas.microsoft.com/office/drawing/2016/5/9/chartex" xmlns:cx4="http://schemas.microsoft.com/office/drawing/2016/5/10/chartex" xmlns:cx5="http://schemas.microsoft.com/office/drawing/2016/5/11/chartex" xmlns:cx6="http://schemas.microsoft.com/office/drawing/2016/5/12/chartex" xmlns:cx7="http://schemas.microsoft.com/office/drawing/2016/5/13/chartex" xmlns:cx8="http://schemas.microsoft.com/office/drawing/2016/5/14/chartex" xmlns:mc="http://schemas.openxmlformats.org/markup-compatibility/2006" xmlns:aink="http://schemas.microsoft.com/office/drawing/2016/ink" xmlns:am3d="http://schemas.microsoft.com/office/drawing/2017/model3d" xmlns:o="urn:schemas-microsoft-com:office:office" xmlns:oel="http://schemas.microsoft.com/office/2019/extlst" xmlns:r="http://schemas.openxmlformats.org/officeDocument/2006/relationships" xmlns:m="http://schemas.openxmlformats.org/officeDocument/2006/math" xmlns:v="urn:schemas-microsoft-com:vml" xmlns:wp14="http://schemas.microsoft.com/office/word/2010/wordprocessingDrawing" xmlns:wp="http://schemas.openxmlformats.org/drawingml/2006/wordprocessingDrawing" xmlns:w10="urn:schemas-microsoft-com:office:word" xmlns:w="http://schemas.openxmlformats.org/wordprocessingml/2006/main" xmlns:w14="http://schemas.microsoft.com/office/word/2010/wordml" xmlns:w15="http://schemas.microsoft.com/office/word/2012/wordml" xmlns:w16cei="http://schemas.microsoft.com/office/word/2026/wordml/cei" xmlns:w16cex="http://schemas.microsoft.com/office/word/2018/wordml/cex" xmlns:w16cid="http://schemas.microsoft.com/office/word/2016/wordml/cid" xmlns:w16="http://schemas.microsoft.com/office/word/2018/wordml" xmlns:w16du="http://schemas.microsoft.com/office/word/2023/wordml/word16du" xmlns:w16sdtdh="http://schemas.microsoft.com/office/word/2020/wordml/sdtdatahash" xmlns:w16sdtfl="http://schemas.microsoft.com/office/word/2024/wordml/sdtformatlock" xmlns:w16se="http://schemas.microsoft.com/office/word/2015/wordml/symex" xmlns:wpg="http://schemas.microsoft.com/office/word/2010/wordprocessingGroup" xmlns:wpi="http://schemas.microsoft.com/office/word/2010/wordprocessingInk" xmlns:wne="http://schemas.microsoft.com/office/word/2006/wordml" xmlns:wps="http://schemas.microsoft.com/office/word/2010/wordprocessingShape" mc:Ignorable="w14 w15 w16se w16cid w16 w16cex w16sdtdh w16sdtfl w16du wp14">
   <w:endnote w:type="separator" w:id="-1">
     <w:p>
       <w:r>
@@ -39238,7 +39235,7 @@
 </file>
 
 <file path=word/footer1.xml><?xml version="1.0" encoding="utf-8"?>
-<w:ftr xmlns:wpc="http://schemas.microsoft.com/office/word/2010/wordprocessingCanvas" xmlns:cx="http://schemas.microsoft.com/office/drawing/2014/chartex" xmlns:cx1="http://schemas.microsoft.com/office/drawing/2015/9/8/chartex" xmlns:cx2="http://schemas.microsoft.com/office/drawing/2015/10/21/chartex" xmlns:cx3="http://schemas.microsoft.com/office/drawing/2016/5/9/chartex" xmlns:cx4="http://schemas.microsoft.com/office/drawing/2016/5/10/chartex" xmlns:cx5="http://schemas.microsoft.com/office/drawing/2016/5/11/chartex" xmlns:cx6="http://schemas.microsoft.com/office/drawing/2016/5/12/chartex" xmlns:cx7="http://schemas.microsoft.com/office/drawing/2016/5/13/chartex" xmlns:cx8="http://schemas.microsoft.com/office/drawing/2016/5/14/chartex" xmlns:mc="http://schemas.openxmlformats.org/markup-compatibility/2006" xmlns:aink="http://schemas.microsoft.com/office/drawing/2016/ink" xmlns:am3d="http://schemas.microsoft.com/office/drawing/2017/model3d" xmlns:o="urn:schemas-microsoft-com:office:office" xmlns:oel="http://schemas.microsoft.com/office/2019/extlst" xmlns:r="http://schemas.openxmlformats.org/officeDocument/2006/relationships" xmlns:m="http://schemas.openxmlformats.org/officeDocument/2006/math" xmlns:v="urn:schemas-microsoft-com:vml" xmlns:wp14="http://schemas.microsoft.com/office/word/2010/wordprocessingDrawing" xmlns:wp="http://schemas.openxmlformats.org/drawingml/2006/wordprocessingDrawing" xmlns:w10="urn:schemas-microsoft-com:office:word" xmlns:w="http://schemas.openxmlformats.org/wordprocessingml/2006/main" xmlns:w14="http://schemas.microsoft.com/office/word/2010/wordml" xmlns:w15="http://schemas.microsoft.com/office/word/2012/wordml" xmlns:w16cex="http://schemas.microsoft.com/office/word/2018/wordml/cex" xmlns:w16cid="http://schemas.microsoft.com/office/word/2016/wordml/cid" xmlns:w16="http://schemas.microsoft.com/office/word/2018/wordml" xmlns:w16du="http://schemas.microsoft.com/office/word/2023/wordml/word16du" xmlns:w16sdtdh="http://schemas.microsoft.com/office/word/2020/wordml/sdtdatahash" xmlns:w16sdtfl="http://schemas.microsoft.com/office/word/2024/wordml/sdtformatlock" xmlns:w16se="http://schemas.microsoft.com/office/word/2015/wordml/symex" xmlns:wpg="http://schemas.microsoft.com/office/word/2010/wordprocessingGroup" xmlns:wpi="http://schemas.microsoft.com/office/word/2010/wordprocessingInk" xmlns:wne="http://schemas.microsoft.com/office/word/2006/wordml" xmlns:wps="http://schemas.microsoft.com/office/word/2010/wordprocessingShape" mc:Ignorable="w14 w15 w16se w16cid w16 w16cex w16sdtdh w16sdtfl w16du wp14">
+<w:ftr xmlns:wpc="http://schemas.microsoft.com/office/word/2010/wordprocessingCanvas" xmlns:cx="http://schemas.microsoft.com/office/drawing/2014/chartex" xmlns:cx1="http://schemas.microsoft.com/office/drawing/2015/9/8/chartex" xmlns:cx2="http://schemas.microsoft.com/office/drawing/2015/10/21/chartex" xmlns:cx3="http://schemas.microsoft.com/office/drawing/2016/5/9/chartex" xmlns:cx4="http://schemas.microsoft.com/office/drawing/2016/5/10/chartex" xmlns:cx5="http://schemas.microsoft.com/office/drawing/2016/5/11/chartex" xmlns:cx6="http://schemas.microsoft.com/office/drawing/2016/5/12/chartex" xmlns:cx7="http://schemas.microsoft.com/office/drawing/2016/5/13/chartex" xmlns:cx8="http://schemas.microsoft.com/office/drawing/2016/5/14/chartex" xmlns:mc="http://schemas.openxmlformats.org/markup-compatibility/2006" xmlns:aink="http://schemas.microsoft.com/office/drawing/2016/ink" xmlns:am3d="http://schemas.microsoft.com/office/drawing/2017/model3d" xmlns:o="urn:schemas-microsoft-com:office:office" xmlns:oel="http://schemas.microsoft.com/office/2019/extlst" xmlns:r="http://schemas.openxmlformats.org/officeDocument/2006/relationships" xmlns:m="http://schemas.openxmlformats.org/officeDocument/2006/math" xmlns:v="urn:schemas-microsoft-com:vml" xmlns:wp14="http://schemas.microsoft.com/office/word/2010/wordprocessingDrawing" xmlns:wp="http://schemas.openxmlformats.org/drawingml/2006/wordprocessingDrawing" xmlns:w10="urn:schemas-microsoft-com:office:word" xmlns:w="http://schemas.openxmlformats.org/wordprocessingml/2006/main" xmlns:w14="http://schemas.microsoft.com/office/word/2010/wordml" xmlns:w15="http://schemas.microsoft.com/office/word/2012/wordml" xmlns:w16cei="http://schemas.microsoft.com/office/word/2026/wordml/cei" xmlns:w16cex="http://schemas.microsoft.com/office/word/2018/wordml/cex" xmlns:w16cid="http://schemas.microsoft.com/office/word/2016/wordml/cid" xmlns:w16="http://schemas.microsoft.com/office/word/2018/wordml" xmlns:w16du="http://schemas.microsoft.com/office/word/2023/wordml/word16du" xmlns:w16sdtdh="http://schemas.microsoft.com/office/word/2020/wordml/sdtdatahash" xmlns:w16sdtfl="http://schemas.microsoft.com/office/word/2024/wordml/sdtformatlock" xmlns:w16se="http://schemas.microsoft.com/office/word/2015/wordml/symex" xmlns:wpg="http://schemas.microsoft.com/office/word/2010/wordprocessingGroup" xmlns:wpi="http://schemas.microsoft.com/office/word/2010/wordprocessingInk" xmlns:wne="http://schemas.microsoft.com/office/word/2006/wordml" xmlns:wps="http://schemas.microsoft.com/office/word/2010/wordprocessingShape" mc:Ignorable="w14 w15 w16se w16cid w16 w16cex w16sdtdh w16sdtfl w16du wp14">
   <w:p>
     <w:pPr>
       <w:pStyle w:val="Pieddepage"/>
@@ -39294,7 +39291,7 @@
 </file>
 
 <file path=word/footnotes.xml><?xml version="1.0" encoding="utf-8"?>
-<w:footnotes xmlns:wpc="http://schemas.microsoft.com/office/word/2010/wordprocessingCanvas" xmlns:cx="http://schemas.microsoft.com/office/drawing/2014/chartex" xmlns:cx1="http://schemas.microsoft.com/office/drawing/2015/9/8/chartex" xmlns:cx2="http://schemas.microsoft.com/office/drawing/2015/10/21/chartex" xmlns:cx3="http://schemas.microsoft.com/office/drawing/2016/5/9/chartex" xmlns:cx4="http://schemas.microsoft.com/office/drawing/2016/5/10/chartex" xmlns:cx5="http://schemas.microsoft.com/office/drawing/2016/5/11/chartex" xmlns:cx6="http://schemas.microsoft.com/office/drawing/2016/5/12/chartex" xmlns:cx7="http://schemas.microsoft.com/office/drawing/2016/5/13/chartex" xmlns:cx8="http://schemas.microsoft.com/office/drawing/2016/5/14/chartex" xmlns:mc="http://schemas.openxmlformats.org/markup-compatibility/2006" xmlns:aink="http://schemas.microsoft.com/office/drawing/2016/ink" xmlns:am3d="http://schemas.microsoft.com/office/drawing/2017/model3d" xmlns:o="urn:schemas-microsoft-com:office:office" xmlns:oel="http://schemas.microsoft.com/office/2019/extlst" xmlns:r="http://schemas.openxmlformats.org/officeDocument/2006/relationships" xmlns:m="http://schemas.openxmlformats.org/officeDocument/2006/math" xmlns:v="urn:schemas-microsoft-com:vml" xmlns:wp14="http://schemas.microsoft.com/office/word/2010/wordprocessingDrawing" xmlns:wp="http://schemas.openxmlformats.org/drawingml/2006/wordprocessingDrawing" xmlns:w10="urn:schemas-microsoft-com:office:word" xmlns:w="http://schemas.openxmlformats.org/wordprocessingml/2006/main" xmlns:w14="http://schemas.microsoft.com/office/word/2010/wordml" xmlns:w15="http://schemas.microsoft.com/office/word/2012/wordml" xmlns:w16cex="http://schemas.microsoft.com/office/word/2018/wordml/cex" xmlns:w16cid="http://schemas.microsoft.com/office/word/2016/wordml/cid" xmlns:w16="http://schemas.microsoft.com/office/word/2018/wordml" xmlns:w16du="http://schemas.microsoft.com/office/word/2023/wordml/word16du" xmlns:w16sdtdh="http://schemas.microsoft.com/office/word/2020/wordml/sdtdatahash" xmlns:w16sdtfl="http://schemas.microsoft.com/office/word/2024/wordml/sdtformatlock" xmlns:w16se="http://schemas.microsoft.com/office/word/2015/wordml/symex" xmlns:wpg="http://schemas.microsoft.com/office/word/2010/wordprocessingGroup" xmlns:wpi="http://schemas.microsoft.com/office/word/2010/wordprocessingInk" xmlns:wne="http://schemas.microsoft.com/office/word/2006/wordml" xmlns:wps="http://schemas.microsoft.com/office/word/2010/wordprocessingShape" mc:Ignorable="w14 w15 w16se w16cid w16 w16cex w16sdtdh w16sdtfl w16du wp14">
+<w:footnotes xmlns:wpc="http://schemas.microsoft.com/office/word/2010/wordprocessingCanvas" xmlns:cx="http://schemas.microsoft.com/office/drawing/2014/chartex" xmlns:cx1="http://schemas.microsoft.com/office/drawing/2015/9/8/chartex" xmlns:cx2="http://schemas.microsoft.com/office/drawing/2015/10/21/chartex" xmlns:cx3="http://schemas.microsoft.com/office/drawing/2016/5/9/chartex" xmlns:cx4="http://schemas.microsoft.com/office/drawing/2016/5/10/chartex" xmlns:cx5="http://schemas.microsoft.com/office/drawing/2016/5/11/chartex" xmlns:cx6="http://schemas.microsoft.com/office/drawing/2016/5/12/chartex" xmlns:cx7="http://schemas.microsoft.com/office/drawing/2016/5/13/chartex" xmlns:cx8="http://schemas.microsoft.com/office/drawing/2016/5/14/chartex" xmlns:mc="http://schemas.openxmlformats.org/markup-compatibility/2006" xmlns:aink="http://schemas.microsoft.com/office/drawing/2016/ink" xmlns:am3d="http://schemas.microsoft.com/office/drawing/2017/model3d" xmlns:o="urn:schemas-microsoft-com:office:office" xmlns:oel="http://schemas.microsoft.com/office/2019/extlst" xmlns:r="http://schemas.openxmlformats.org/officeDocument/2006/relationships" xmlns:m="http://schemas.openxmlformats.org/officeDocument/2006/math" xmlns:v="urn:schemas-microsoft-com:vml" xmlns:wp14="http://schemas.microsoft.com/office/word/2010/wordprocessingDrawing" xmlns:wp="http://schemas.openxmlformats.org/drawingml/2006/wordprocessingDrawing" xmlns:w10="urn:schemas-microsoft-com:office:word" xmlns:w="http://schemas.openxmlformats.org/wordprocessingml/2006/main" xmlns:w14="http://schemas.microsoft.com/office/word/2010/wordml" xmlns:w15="http://schemas.microsoft.com/office/word/2012/wordml" xmlns:w16cei="http://schemas.microsoft.com/office/word/2026/wordml/cei" xmlns:w16cex="http://schemas.microsoft.com/office/word/2018/wordml/cex" xmlns:w16cid="http://schemas.microsoft.com/office/word/2016/wordml/cid" xmlns:w16="http://schemas.microsoft.com/office/word/2018/wordml" xmlns:w16du="http://schemas.microsoft.com/office/word/2023/wordml/word16du" xmlns:w16sdtdh="http://schemas.microsoft.com/office/word/2020/wordml/sdtdatahash" xmlns:w16sdtfl="http://schemas.microsoft.com/office/word/2024/wordml/sdtformatlock" xmlns:w16se="http://schemas.microsoft.com/office/word/2015/wordml/symex" xmlns:wpg="http://schemas.microsoft.com/office/word/2010/wordprocessingGroup" xmlns:wpi="http://schemas.microsoft.com/office/word/2010/wordprocessingInk" xmlns:wne="http://schemas.microsoft.com/office/word/2006/wordml" xmlns:wps="http://schemas.microsoft.com/office/word/2010/wordprocessingShape" mc:Ignorable="w14 w15 w16se w16cid w16 w16cex w16sdtdh w16sdtfl w16du wp14">
   <w:footnote w:type="separator" w:id="-1">
     <w:p>
       <w:r>
@@ -39313,7 +39310,7 @@
 </file>
 
 <file path=word/header1.xml><?xml version="1.0" encoding="utf-8"?>
-<w:hdr xmlns:wpc="http://schemas.microsoft.com/office/word/2010/wordprocessingCanvas" xmlns:cx="http://schemas.microsoft.com/office/drawing/2014/chartex" xmlns:cx1="http://schemas.microsoft.com/office/drawing/2015/9/8/chartex" xmlns:cx2="http://schemas.microsoft.com/office/drawing/2015/10/21/chartex" xmlns:cx3="http://schemas.microsoft.com/office/drawing/2016/5/9/chartex" xmlns:cx4="http://schemas.microsoft.com/office/drawing/2016/5/10/chartex" xmlns:cx5="http://schemas.microsoft.com/office/drawing/2016/5/11/chartex" xmlns:cx6="http://schemas.microsoft.com/office/drawing/2016/5/12/chartex" xmlns:cx7="http://schemas.microsoft.com/office/drawing/2016/5/13/chartex" xmlns:cx8="http://schemas.microsoft.com/office/drawing/2016/5/14/chartex" xmlns:mc="http://schemas.openxmlformats.org/markup-compatibility/2006" xmlns:aink="http://schemas.microsoft.com/office/drawing/2016/ink" xmlns:am3d="http://schemas.microsoft.com/office/drawing/2017/model3d" xmlns:o="urn:schemas-microsoft-com:office:office" xmlns:oel="http://schemas.microsoft.com/office/2019/extlst" xmlns:r="http://schemas.openxmlformats.org/officeDocument/2006/relationships" xmlns:m="http://schemas.openxmlformats.org/officeDocument/2006/math" xmlns:v="urn:schemas-microsoft-com:vml" xmlns:wp14="http://schemas.microsoft.com/office/word/2010/wordprocessingDrawing" xmlns:wp="http://schemas.openxmlformats.org/drawingml/2006/wordprocessingDrawing" xmlns:w10="urn:schemas-microsoft-com:office:word" xmlns:w="http://schemas.openxmlformats.org/wordprocessingml/2006/main" xmlns:w14="http://schemas.microsoft.com/office/word/2010/wordml" xmlns:w15="http://schemas.microsoft.com/office/word/2012/wordml" xmlns:w16cex="http://schemas.microsoft.com/office/word/2018/wordml/cex" xmlns:w16cid="http://schemas.microsoft.com/office/word/2016/wordml/cid" xmlns:w16="http://schemas.microsoft.com/office/word/2018/wordml" xmlns:w16du="http://schemas.microsoft.com/office/word/2023/wordml/word16du" xmlns:w16sdtdh="http://schemas.microsoft.com/office/word/2020/wordml/sdtdatahash" xmlns:w16sdtfl="http://schemas.microsoft.com/office/word/2024/wordml/sdtformatlock" xmlns:w16se="http://schemas.microsoft.com/office/word/2015/wordml/symex" xmlns:wpg="http://schemas.microsoft.com/office/word/2010/wordprocessingGroup" xmlns:wpi="http://schemas.microsoft.com/office/word/2010/wordprocessingInk" xmlns:wne="http://schemas.microsoft.com/office/word/2006/wordml" xmlns:wps="http://schemas.microsoft.com/office/word/2010/wordprocessingShape" mc:Ignorable="w14 w15 w16se w16cid w16 w16cex w16sdtdh w16sdtfl w16du wp14">
+<w:hdr xmlns:wpc="http://schemas.microsoft.com/office/word/2010/wordprocessingCanvas" xmlns:cx="http://schemas.microsoft.com/office/drawing/2014/chartex" xmlns:cx1="http://schemas.microsoft.com/office/drawing/2015/9/8/chartex" xmlns:cx2="http://schemas.microsoft.com/office/drawing/2015/10/21/chartex" xmlns:cx3="http://schemas.microsoft.com/office/drawing/2016/5/9/chartex" xmlns:cx4="http://schemas.microsoft.com/office/drawing/2016/5/10/chartex" xmlns:cx5="http://schemas.microsoft.com/office/drawing/2016/5/11/chartex" xmlns:cx6="http://schemas.microsoft.com/office/drawing/2016/5/12/chartex" xmlns:cx7="http://schemas.microsoft.com/office/drawing/2016/5/13/chartex" xmlns:cx8="http://schemas.microsoft.com/office/drawing/2016/5/14/chartex" xmlns:mc="http://schemas.openxmlformats.org/markup-compatibility/2006" xmlns:aink="http://schemas.microsoft.com/office/drawing/2016/ink" xmlns:am3d="http://schemas.microsoft.com/office/drawing/2017/model3d" xmlns:o="urn:schemas-microsoft-com:office:office" xmlns:oel="http://schemas.microsoft.com/office/2019/extlst" xmlns:r="http://schemas.openxmlformats.org/officeDocument/2006/relationships" xmlns:m="http://schemas.openxmlformats.org/officeDocument/2006/math" xmlns:v="urn:schemas-microsoft-com:vml" xmlns:wp14="http://schemas.microsoft.com/office/word/2010/wordprocessingDrawing" xmlns:wp="http://schemas.openxmlformats.org/drawingml/2006/wordprocessingDrawing" xmlns:w10="urn:schemas-microsoft-com:office:word" xmlns:w="http://schemas.openxmlformats.org/wordprocessingml/2006/main" xmlns:w14="http://schemas.microsoft.com/office/word/2010/wordml" xmlns:w15="http://schemas.microsoft.com/office/word/2012/wordml" xmlns:w16cei="http://schemas.microsoft.com/office/word/2026/wordml/cei" xmlns:w16cex="http://schemas.microsoft.com/office/word/2018/wordml/cex" xmlns:w16cid="http://schemas.microsoft.com/office/word/2016/wordml/cid" xmlns:w16="http://schemas.microsoft.com/office/word/2018/wordml" xmlns:w16du="http://schemas.microsoft.com/office/word/2023/wordml/word16du" xmlns:w16sdtdh="http://schemas.microsoft.com/office/word/2020/wordml/sdtdatahash" xmlns:w16sdtfl="http://schemas.microsoft.com/office/word/2024/wordml/sdtformatlock" xmlns:w16se="http://schemas.microsoft.com/office/word/2015/wordml/symex" xmlns:wpg="http://schemas.microsoft.com/office/word/2010/wordprocessingGroup" xmlns:wpi="http://schemas.microsoft.com/office/word/2010/wordprocessingInk" xmlns:wne="http://schemas.microsoft.com/office/word/2006/wordml" xmlns:wps="http://schemas.microsoft.com/office/word/2010/wordprocessingShape" mc:Ignorable="w14 w15 w16se w16cid w16 w16cex w16sdtdh w16sdtfl w16du wp14">
   <w:p>
     <w:pPr>
       <w:pStyle w:val="En-tte"/>
@@ -39366,7 +39363,7 @@
 </file>
 
 <file path=word/numbering.xml><?xml version="1.0" encoding="utf-8"?>
-<w:numbering xmlns:wpc="http://schemas.microsoft.com/office/word/2010/wordprocessingCanvas" xmlns:cx="http://schemas.microsoft.com/office/drawing/2014/chartex" xmlns:cx1="http://schemas.microsoft.com/office/drawing/2015/9/8/chartex" xmlns:cx2="http://schemas.microsoft.com/office/drawing/2015/10/21/chartex" xmlns:cx3="http://schemas.microsoft.com/office/drawing/2016/5/9/chartex" xmlns:cx4="http://schemas.microsoft.com/office/drawing/2016/5/10/chartex" xmlns:cx5="http://schemas.microsoft.com/office/drawing/2016/5/11/chartex" xmlns:cx6="http://schemas.microsoft.com/office/drawing/2016/5/12/chartex" xmlns:cx7="http://schemas.microsoft.com/office/drawing/2016/5/13/chartex" xmlns:cx8="http://schemas.microsoft.com/office/drawing/2016/5/14/chartex" xmlns:mc="http://schemas.openxmlformats.org/markup-compatibility/2006" xmlns:aink="http://schemas.microsoft.com/office/drawing/2016/ink" xmlns:am3d="http://schemas.microsoft.com/office/drawing/2017/model3d" xmlns:o="urn:schemas-microsoft-com:office:office" xmlns:oel="http://schemas.microsoft.com/office/2019/extlst" xmlns:r="http://schemas.openxmlformats.org/officeDocument/2006/relationships" xmlns:m="http://schemas.openxmlformats.org/officeDocument/2006/math" xmlns:v="urn:schemas-microsoft-com:vml" xmlns:wp14="http://schemas.microsoft.com/office/word/2010/wordprocessingDrawing" xmlns:wp="http://schemas.openxmlformats.org/drawingml/2006/wordprocessingDrawing" xmlns:w10="urn:schemas-microsoft-com:office:word" xmlns:w="http://schemas.openxmlformats.org/wordprocessingml/2006/main" xmlns:w14="http://schemas.microsoft.com/office/word/2010/wordml" xmlns:w15="http://schemas.microsoft.com/office/word/2012/wordml" xmlns:w16cex="http://schemas.microsoft.com/office/word/2018/wordml/cex" xmlns:w16cid="http://schemas.microsoft.com/office/word/2016/wordml/cid" xmlns:w16="http://schemas.microsoft.com/office/word/2018/wordml" xmlns:w16du="http://schemas.microsoft.com/office/word/2023/wordml/word16du" xmlns:w16sdtdh="http://schemas.microsoft.com/office/word/2020/wordml/sdtdatahash" xmlns:w16sdtfl="http://schemas.microsoft.com/office/word/2024/wordml/sdtformatlock" xmlns:w16se="http://schemas.microsoft.com/office/word/2015/wordml/symex" xmlns:wpg="http://schemas.microsoft.com/office/word/2010/wordprocessingGroup" xmlns:wpi="http://schemas.microsoft.com/office/word/2010/wordprocessingInk" xmlns:wne="http://schemas.microsoft.com/office/word/2006/wordml" xmlns:wps="http://schemas.microsoft.com/office/word/2010/wordprocessingShape" mc:Ignorable="w14 w15 w16se w16cid w16 w16cex w16sdtdh w16sdtfl w16du wp14">
+<w:numbering xmlns:wpc="http://schemas.microsoft.com/office/word/2010/wordprocessingCanvas" xmlns:cx="http://schemas.microsoft.com/office/drawing/2014/chartex" xmlns:cx1="http://schemas.microsoft.com/office/drawing/2015/9/8/chartex" xmlns:cx2="http://schemas.microsoft.com/office/drawing/2015/10/21/chartex" xmlns:cx3="http://schemas.microsoft.com/office/drawing/2016/5/9/chartex" xmlns:cx4="http://schemas.microsoft.com/office/drawing/2016/5/10/chartex" xmlns:cx5="http://schemas.microsoft.com/office/drawing/2016/5/11/chartex" xmlns:cx6="http://schemas.microsoft.com/office/drawing/2016/5/12/chartex" xmlns:cx7="http://schemas.microsoft.com/office/drawing/2016/5/13/chartex" xmlns:cx8="http://schemas.microsoft.com/office/drawing/2016/5/14/chartex" xmlns:mc="http://schemas.openxmlformats.org/markup-compatibility/2006" xmlns:aink="http://schemas.microsoft.com/office/drawing/2016/ink" xmlns:am3d="http://schemas.microsoft.com/office/drawing/2017/model3d" xmlns:o="urn:schemas-microsoft-com:office:office" xmlns:oel="http://schemas.microsoft.com/office/2019/extlst" xmlns:r="http://schemas.openxmlformats.org/officeDocument/2006/relationships" xmlns:m="http://schemas.openxmlformats.org/officeDocument/2006/math" xmlns:v="urn:schemas-microsoft-com:vml" xmlns:wp14="http://schemas.microsoft.com/office/word/2010/wordprocessingDrawing" xmlns:wp="http://schemas.openxmlformats.org/drawingml/2006/wordprocessingDrawing" xmlns:w10="urn:schemas-microsoft-com:office:word" xmlns:w="http://schemas.openxmlformats.org/wordprocessingml/2006/main" xmlns:w14="http://schemas.microsoft.com/office/word/2010/wordml" xmlns:w15="http://schemas.microsoft.com/office/word/2012/wordml" xmlns:w16cei="http://schemas.microsoft.com/office/word/2026/wordml/cei" xmlns:w16cex="http://schemas.microsoft.com/office/word/2018/wordml/cex" xmlns:w16cid="http://schemas.microsoft.com/office/word/2016/wordml/cid" xmlns:w16="http://schemas.microsoft.com/office/word/2018/wordml" xmlns:w16du="http://schemas.microsoft.com/office/word/2023/wordml/word16du" xmlns:w16sdtdh="http://schemas.microsoft.com/office/word/2020/wordml/sdtdatahash" xmlns:w16sdtfl="http://schemas.microsoft.com/office/word/2024/wordml/sdtformatlock" xmlns:w16se="http://schemas.microsoft.com/office/word/2015/wordml/symex" xmlns:wpg="http://schemas.microsoft.com/office/word/2010/wordprocessingGroup" xmlns:wpi="http://schemas.microsoft.com/office/word/2010/wordprocessingInk" xmlns:wne="http://schemas.microsoft.com/office/word/2006/wordml" xmlns:wps="http://schemas.microsoft.com/office/word/2010/wordprocessingShape" mc:Ignorable="w14 w15 w16se w16cid w16 w16cex w16sdtdh w16sdtfl w16du wp14">
   <w:abstractNum w:abstractNumId="0" w15:restartNumberingAfterBreak="0">
     <w:nsid w:val="0046270C"/>
     <w:multiLevelType w:val="hybridMultilevel"/>
@@ -44812,15 +44809,6 @@
 </file>
 
 <file path=customXml/item1.xml><?xml version="1.0" encoding="utf-8"?>
-<?mso-contentType ?>
-<FormTemplates xmlns="http://schemas.microsoft.com/sharepoint/v3/contenttype/forms">
-  <Display>DocumentLibraryForm</Display>
-  <Edit>DocumentLibraryForm</Edit>
-  <New>DocumentLibraryForm</New>
-</FormTemplates>
-</file>
-
-<file path=customXml/item2.xml><?xml version="1.0" encoding="utf-8"?>
 <ct:contentTypeSchema xmlns:ct="http://schemas.microsoft.com/office/2006/metadata/contentType" xmlns:ma="http://schemas.microsoft.com/office/2006/metadata/properties/metaAttributes" ct:_="" ma:_="" ma:contentTypeName="Document" ma:contentTypeID="0x010100354AEAE9FD62D747A26A546E5B1B5735" ma:contentTypeVersion="7" ma:contentTypeDescription="Crée un document." ma:contentTypeScope="" ma:versionID="43b763fe9aa20b7a2976a5e019d82dbf">
   <xsd:schema xmlns:xsd="http://www.w3.org/2001/XMLSchema" xmlns:xs="http://www.w3.org/2001/XMLSchema" xmlns:p="http://schemas.microsoft.com/office/2006/metadata/properties" xmlns:ns2="071933db-0376-4694-9786-b56cb37c4ec2" targetNamespace="http://schemas.microsoft.com/office/2006/metadata/properties" ma:root="true" ma:fieldsID="d5c90ae6c1ec6ed317c9f5feddaf7a33" ns2:_="">
     <xsd:import namespace="071933db-0376-4694-9786-b56cb37c4ec2"/>
@@ -44984,25 +44972,26 @@
 </ct:contentTypeSchema>
 </file>
 
-<file path=customXml/item3.xml><?xml version="1.0" encoding="utf-8"?>
-<b:Sources xmlns:b="http://schemas.openxmlformats.org/officeDocument/2006/bibliography" xmlns="http://schemas.openxmlformats.org/officeDocument/2006/bibliography" SelectedStyle="\APASixthEditionOfficeOnline.xsl" StyleName="APA" Version="6"/>
+<file path=customXml/item2.xml><?xml version="1.0" encoding="utf-8"?>
+<?mso-contentType ?>
+<FormTemplates xmlns="http://schemas.microsoft.com/sharepoint/v3/contenttype/forms">
+  <Display>DocumentLibraryForm</Display>
+  <Edit>DocumentLibraryForm</Edit>
+  <New>DocumentLibraryForm</New>
+</FormTemplates>
 </file>
 
-<file path=customXml/item4.xml><?xml version="1.0" encoding="utf-8"?>
+<file path=customXml/item3.xml><?xml version="1.0" encoding="utf-8"?>
 <p:properties xmlns:p="http://schemas.microsoft.com/office/2006/metadata/properties" xmlns:xsi="http://www.w3.org/2001/XMLSchema-instance" xmlns:pc="http://schemas.microsoft.com/office/infopath/2007/PartnerControls">
   <documentManagement/>
 </p:properties>
 </file>
 
-<file path=customXml/itemProps1.xml><?xml version="1.0" encoding="utf-8"?>
-<ds:datastoreItem xmlns:ds="http://schemas.openxmlformats.org/officeDocument/2006/customXml" ds:itemID="{F6194C16-5FE5-4670-BEC8-3D6DD9380312}">
-  <ds:schemaRefs>
-    <ds:schemaRef ds:uri="http://schemas.microsoft.com/sharepoint/v3/contenttype/forms"/>
-  </ds:schemaRefs>
-</ds:datastoreItem>
+<file path=customXml/item4.xml><?xml version="1.0" encoding="utf-8"?>
+<b:Sources xmlns:b="http://schemas.openxmlformats.org/officeDocument/2006/bibliography" xmlns="http://schemas.openxmlformats.org/officeDocument/2006/bibliography" SelectedStyle="\APASixthEditionOfficeOnline.xsl" StyleName="APA" Version="6"/>
 </file>
 
-<file path=customXml/itemProps2.xml><?xml version="1.0" encoding="utf-8"?>
+<file path=customXml/itemProps1.xml><?xml version="1.0" encoding="utf-8"?>
 <ds:datastoreItem xmlns:ds="http://schemas.openxmlformats.org/officeDocument/2006/customXml" ds:itemID="{5C3A06EC-DC03-4D65-AA15-C6B9D68C1ED0}">
   <ds:schemaRefs>
     <ds:schemaRef ds:uri="http://schemas.microsoft.com/office/2006/metadata/contentType"/>
@@ -45020,19 +45009,27 @@
 </ds:datastoreItem>
 </file>
 
-<file path=customXml/itemProps3.xml><?xml version="1.0" encoding="utf-8"?>
-<ds:datastoreItem xmlns:ds="http://schemas.openxmlformats.org/officeDocument/2006/customXml" ds:itemID="{BA5DC8B6-1F73-4844-8DA8-B484D55D7FC3}">
+<file path=customXml/itemProps2.xml><?xml version="1.0" encoding="utf-8"?>
+<ds:datastoreItem xmlns:ds="http://schemas.openxmlformats.org/officeDocument/2006/customXml" ds:itemID="{F6194C16-5FE5-4670-BEC8-3D6DD9380312}">
   <ds:schemaRefs>
-    <ds:schemaRef ds:uri="http://schemas.openxmlformats.org/officeDocument/2006/bibliography"/>
+    <ds:schemaRef ds:uri="http://schemas.microsoft.com/sharepoint/v3/contenttype/forms"/>
   </ds:schemaRefs>
 </ds:datastoreItem>
 </file>
 
-<file path=customXml/itemProps4.xml><?xml version="1.0" encoding="utf-8"?>
+<file path=customXml/itemProps3.xml><?xml version="1.0" encoding="utf-8"?>
 <ds:datastoreItem xmlns:ds="http://schemas.openxmlformats.org/officeDocument/2006/customXml" ds:itemID="{2C36E056-BA2C-4A1F-9580-242C9B36FE70}">
   <ds:schemaRefs>
     <ds:schemaRef ds:uri="http://schemas.microsoft.com/office/2006/metadata/properties"/>
     <ds:schemaRef ds:uri="http://schemas.microsoft.com/office/infopath/2007/PartnerControls"/>
   </ds:schemaRefs>
 </ds:datastoreItem>
+</file>
+
+<file path=customXml/itemProps4.xml><?xml version="1.0" encoding="utf-8"?>
+<ds:datastoreItem xmlns:ds="http://schemas.openxmlformats.org/officeDocument/2006/customXml" ds:itemID="{BA5DC8B6-1F73-4844-8DA8-B484D55D7FC3}">
+  <ds:schemaRefs>
+    <ds:schemaRef ds:uri="http://schemas.openxmlformats.org/officeDocument/2006/bibliography"/>
+  </ds:schemaRefs>
+</ds:datastoreItem>
 </file>
--- a/S02_Lab1_ViewModels_Instructions.docx
+++ b/S02_Lab1_ViewModels_Instructions.docx
@@ -29603,6 +29603,9 @@
         <w:pStyle w:val="Titre2"/>
       </w:pPr>
       <w:r>
+        <w:rPr>
+          <w:highlight w:val="red"/>
+        </w:rPr>
         <w:lastRenderedPageBreak/>
         <w:t>Ajouter le nombre de zombies dans la View Details</w:t>
       </w:r>
@@ -44809,6 +44812,15 @@
 </file>
 
 <file path=customXml/item1.xml><?xml version="1.0" encoding="utf-8"?>
+<?mso-contentType ?>
+<FormTemplates xmlns="http://schemas.microsoft.com/sharepoint/v3/contenttype/forms">
+  <Display>DocumentLibraryForm</Display>
+  <Edit>DocumentLibraryForm</Edit>
+  <New>DocumentLibraryForm</New>
+</FormTemplates>
+</file>
+
+<file path=customXml/item2.xml><?xml version="1.0" encoding="utf-8"?>
 <ct:contentTypeSchema xmlns:ct="http://schemas.microsoft.com/office/2006/metadata/contentType" xmlns:ma="http://schemas.microsoft.com/office/2006/metadata/properties/metaAttributes" ct:_="" ma:_="" ma:contentTypeName="Document" ma:contentTypeID="0x010100354AEAE9FD62D747A26A546E5B1B5735" ma:contentTypeVersion="7" ma:contentTypeDescription="Crée un document." ma:contentTypeScope="" ma:versionID="43b763fe9aa20b7a2976a5e019d82dbf">
   <xsd:schema xmlns:xsd="http://www.w3.org/2001/XMLSchema" xmlns:xs="http://www.w3.org/2001/XMLSchema" xmlns:p="http://schemas.microsoft.com/office/2006/metadata/properties" xmlns:ns2="071933db-0376-4694-9786-b56cb37c4ec2" targetNamespace="http://schemas.microsoft.com/office/2006/metadata/properties" ma:root="true" ma:fieldsID="d5c90ae6c1ec6ed317c9f5feddaf7a33" ns2:_="">
     <xsd:import namespace="071933db-0376-4694-9786-b56cb37c4ec2"/>
@@ -44972,26 +44984,25 @@
 </ct:contentTypeSchema>
 </file>
 
-<file path=customXml/item2.xml><?xml version="1.0" encoding="utf-8"?>
-<?mso-contentType ?>
-<FormTemplates xmlns="http://schemas.microsoft.com/sharepoint/v3/contenttype/forms">
-  <Display>DocumentLibraryForm</Display>
-  <Edit>DocumentLibraryForm</Edit>
-  <New>DocumentLibraryForm</New>
-</FormTemplates>
+<file path=customXml/item3.xml><?xml version="1.0" encoding="utf-8"?>
+<b:Sources xmlns:b="http://schemas.openxmlformats.org/officeDocument/2006/bibliography" xmlns="http://schemas.openxmlformats.org/officeDocument/2006/bibliography" SelectedStyle="\APASixthEditionOfficeOnline.xsl" StyleName="APA" Version="6"/>
 </file>
 
-<file path=customXml/item3.xml><?xml version="1.0" encoding="utf-8"?>
+<file path=customXml/item4.xml><?xml version="1.0" encoding="utf-8"?>
 <p:properties xmlns:p="http://schemas.microsoft.com/office/2006/metadata/properties" xmlns:xsi="http://www.w3.org/2001/XMLSchema-instance" xmlns:pc="http://schemas.microsoft.com/office/infopath/2007/PartnerControls">
   <documentManagement/>
 </p:properties>
 </file>
 
-<file path=customXml/item4.xml><?xml version="1.0" encoding="utf-8"?>
-<b:Sources xmlns:b="http://schemas.openxmlformats.org/officeDocument/2006/bibliography" xmlns="http://schemas.openxmlformats.org/officeDocument/2006/bibliography" SelectedStyle="\APASixthEditionOfficeOnline.xsl" StyleName="APA" Version="6"/>
+<file path=customXml/itemProps1.xml><?xml version="1.0" encoding="utf-8"?>
+<ds:datastoreItem xmlns:ds="http://schemas.openxmlformats.org/officeDocument/2006/customXml" ds:itemID="{F6194C16-5FE5-4670-BEC8-3D6DD9380312}">
+  <ds:schemaRefs>
+    <ds:schemaRef ds:uri="http://schemas.microsoft.com/sharepoint/v3/contenttype/forms"/>
+  </ds:schemaRefs>
+</ds:datastoreItem>
 </file>
 
-<file path=customXml/itemProps1.xml><?xml version="1.0" encoding="utf-8"?>
+<file path=customXml/itemProps2.xml><?xml version="1.0" encoding="utf-8"?>
 <ds:datastoreItem xmlns:ds="http://schemas.openxmlformats.org/officeDocument/2006/customXml" ds:itemID="{5C3A06EC-DC03-4D65-AA15-C6B9D68C1ED0}">
   <ds:schemaRefs>
     <ds:schemaRef ds:uri="http://schemas.microsoft.com/office/2006/metadata/contentType"/>
@@ -45009,27 +45020,19 @@
 </ds:datastoreItem>
 </file>
 
-<file path=customXml/itemProps2.xml><?xml version="1.0" encoding="utf-8"?>
-<ds:datastoreItem xmlns:ds="http://schemas.openxmlformats.org/officeDocument/2006/customXml" ds:itemID="{F6194C16-5FE5-4670-BEC8-3D6DD9380312}">
+<file path=customXml/itemProps3.xml><?xml version="1.0" encoding="utf-8"?>
+<ds:datastoreItem xmlns:ds="http://schemas.openxmlformats.org/officeDocument/2006/customXml" ds:itemID="{BA5DC8B6-1F73-4844-8DA8-B484D55D7FC3}">
   <ds:schemaRefs>
-    <ds:schemaRef ds:uri="http://schemas.microsoft.com/sharepoint/v3/contenttype/forms"/>
+    <ds:schemaRef ds:uri="http://schemas.openxmlformats.org/officeDocument/2006/bibliography"/>
   </ds:schemaRefs>
 </ds:datastoreItem>
 </file>
 
-<file path=customXml/itemProps3.xml><?xml version="1.0" encoding="utf-8"?>
+<file path=customXml/itemProps4.xml><?xml version="1.0" encoding="utf-8"?>
 <ds:datastoreItem xmlns:ds="http://schemas.openxmlformats.org/officeDocument/2006/customXml" ds:itemID="{2C36E056-BA2C-4A1F-9580-242C9B36FE70}">
   <ds:schemaRefs>
     <ds:schemaRef ds:uri="http://schemas.microsoft.com/office/2006/metadata/properties"/>
     <ds:schemaRef ds:uri="http://schemas.microsoft.com/office/infopath/2007/PartnerControls"/>
   </ds:schemaRefs>
 </ds:datastoreItem>
-</file>
-
-<file path=customXml/itemProps4.xml><?xml version="1.0" encoding="utf-8"?>
-<ds:datastoreItem xmlns:ds="http://schemas.openxmlformats.org/officeDocument/2006/customXml" ds:itemID="{BA5DC8B6-1F73-4844-8DA8-B484D55D7FC3}">
-  <ds:schemaRefs>
-    <ds:schemaRef ds:uri="http://schemas.openxmlformats.org/officeDocument/2006/bibliography"/>
-  </ds:schemaRefs>
-</ds:datastoreItem>
 </file>